--- a/Files/06 - Yom Tov/08 - Elul/5784/Elul 5784.docx
+++ b/Files/06 - Yom Tov/08 - Elul/5784/Elul 5784.docx
@@ -57,13 +57,13 @@
         <w:rPr>
           <w:rFonts w:ascii="Times New Roman" w:hAnsi="Times New Roman" w:cs="Times New Roman"/>
         </w:rPr>
-        <w:t xml:space="preserve"> </w:t>
-      </w:r>
-      <w:r>
-        <w:rPr>
-          <w:rFonts w:ascii="Times New Roman" w:hAnsi="Times New Roman" w:cs="Times New Roman"/>
-        </w:rPr>
-        <w:t>was inspired by a number of people, including Rabbi O</w:t>
+        <w:t xml:space="preserve">, which </w:t>
+      </w:r>
+      <w:r>
+        <w:rPr>
+          <w:rFonts w:ascii="Times New Roman" w:hAnsi="Times New Roman" w:cs="Times New Roman"/>
+        </w:rPr>
+        <w:t>was inspired by a number of people including Rabbi O</w:t>
       </w:r>
       <w:r>
         <w:rPr>
@@ -144,7 +144,7 @@
           <w:rFonts w:ascii="Times New Roman" w:hAnsi="Times New Roman" w:cs="Times New Roman"/>
           <w:rtl/>
         </w:rPr>
-        <w:t xml:space="preserve"> </w:t>
+        <w:t> </w:t>
       </w:r>
       <w:r>
         <w:rPr>
@@ -230,7 +230,7 @@
           <w:rFonts w:ascii="Times New Roman" w:hAnsi="Times New Roman" w:cs="Times New Roman"/>
           <w:rtl/>
         </w:rPr>
-        <w:t xml:space="preserve"> </w:t>
+        <w:t> </w:t>
       </w:r>
       <w:r>
         <w:rPr>
@@ -823,7 +823,7 @@
           <w:rFonts w:ascii="Times New Roman" w:hAnsi="Times New Roman" w:cs="Times New Roman"/>
           <w:rtl/>
         </w:rPr>
-        <w:t xml:space="preserve"> </w:t>
+        <w:t> </w:t>
       </w:r>
       <w:r>
         <w:rPr>
@@ -1763,7 +1763,7 @@
         <w:rPr>
           <w:rFonts w:ascii="Times New Roman" w:hAnsi="Times New Roman" w:cs="Times New Roman"/>
         </w:rPr>
-        <w:t xml:space="preserve">s not </w:t>
+        <w:t>s not</w:t>
       </w:r>
       <w:r>
         <w:rPr>
@@ -1838,7 +1838,7 @@
           <w:rFonts w:ascii="Times New Roman" w:hAnsi="Times New Roman" w:cs="Times New Roman"/>
           <w:rtl/>
         </w:rPr>
-        <w:t xml:space="preserve"> </w:t>
+        <w:t> </w:t>
       </w:r>
       <w:r>
         <w:rPr>

--- a/Files/06 - Yom Tov/08 - Elul/5784/Elul 5784.docx
+++ b/Files/06 - Yom Tov/08 - Elul/5784/Elul 5784.docx
@@ -144,7 +144,7 @@
           <w:rFonts w:ascii="Times New Roman" w:hAnsi="Times New Roman" w:cs="Times New Roman"/>
           <w:rtl/>
         </w:rPr>
-        <w:t xml:space="preserve"> </w:t>
+        <w:t> </w:t>
       </w:r>
       <w:r>
         <w:rPr>
@@ -230,7 +230,7 @@
           <w:rFonts w:ascii="Times New Roman" w:hAnsi="Times New Roman" w:cs="Times New Roman"/>
           <w:rtl/>
         </w:rPr>
-        <w:t xml:space="preserve"> </w:t>
+        <w:t> </w:t>
       </w:r>
       <w:r>
         <w:rPr>
@@ -771,7 +771,19 @@
         <w:rPr>
           <w:rFonts w:ascii="Times New Roman" w:hAnsi="Times New Roman" w:cs="Times New Roman"/>
         </w:rPr>
-        <w:t xml:space="preserve"> If I forgot something, please throw in all the other good stuff that you can do. </w:t>
+        <w:t xml:space="preserve"> If I forgot something, please throw in all the other good stuff that </w:t>
+      </w:r>
+      <w:r>
+        <w:rPr>
+          <w:rFonts w:ascii="Times New Roman" w:hAnsi="Times New Roman" w:cs="Times New Roman"/>
+        </w:rPr>
+        <w:t>Y</w:t>
+      </w:r>
+      <w:r>
+        <w:rPr>
+          <w:rFonts w:ascii="Times New Roman" w:hAnsi="Times New Roman" w:cs="Times New Roman"/>
+        </w:rPr>
+        <w:t xml:space="preserve">ou can do. </w:t>
       </w:r>
     </w:p>
     <w:p>
@@ -797,7 +809,19 @@
         <w:rPr>
           <w:rFonts w:ascii="Times New Roman" w:hAnsi="Times New Roman" w:cs="Times New Roman"/>
         </w:rPr>
-        <w:t>m only asking you</w:t>
+        <w:t xml:space="preserve">m only asking </w:t>
+      </w:r>
+      <w:r>
+        <w:rPr>
+          <w:rFonts w:ascii="Times New Roman" w:hAnsi="Times New Roman" w:cs="Times New Roman"/>
+        </w:rPr>
+        <w:t>Y</w:t>
+      </w:r>
+      <w:r>
+        <w:rPr>
+          <w:rFonts w:ascii="Times New Roman" w:hAnsi="Times New Roman" w:cs="Times New Roman"/>
+        </w:rPr>
+        <w:t>ou</w:t>
       </w:r>
       <w:r>
         <w:rPr>
@@ -823,7 +847,7 @@
           <w:rFonts w:ascii="Times New Roman" w:hAnsi="Times New Roman" w:cs="Times New Roman"/>
           <w:rtl/>
         </w:rPr>
-        <w:t xml:space="preserve"> </w:t>
+        <w:t> </w:t>
       </w:r>
       <w:r>
         <w:rPr>
@@ -1763,7 +1787,7 @@
         <w:rPr>
           <w:rFonts w:ascii="Times New Roman" w:hAnsi="Times New Roman" w:cs="Times New Roman"/>
         </w:rPr>
-        <w:t xml:space="preserve">s not </w:t>
+        <w:t>s not</w:t>
       </w:r>
       <w:r>
         <w:rPr>
@@ -1838,7 +1862,7 @@
           <w:rFonts w:ascii="Times New Roman" w:hAnsi="Times New Roman" w:cs="Times New Roman"/>
           <w:rtl/>
         </w:rPr>
-        <w:t xml:space="preserve"> </w:t>
+        <w:t> </w:t>
       </w:r>
       <w:r>
         <w:rPr>
@@ -1969,7 +1993,19 @@
         <w:rPr>
           <w:rFonts w:ascii="Times New Roman" w:hAnsi="Times New Roman" w:cs="Times New Roman"/>
         </w:rPr>
-        <w:t xml:space="preserve"> I want to live in your house.</w:t>
+        <w:t xml:space="preserve"> I want to live in </w:t>
+      </w:r>
+      <w:r>
+        <w:rPr>
+          <w:rFonts w:ascii="Times New Roman" w:hAnsi="Times New Roman" w:cs="Times New Roman"/>
+        </w:rPr>
+        <w:t>Y</w:t>
+      </w:r>
+      <w:r>
+        <w:rPr>
+          <w:rFonts w:ascii="Times New Roman" w:hAnsi="Times New Roman" w:cs="Times New Roman"/>
+        </w:rPr>
+        <w:t>our house.</w:t>
       </w:r>
       <w:r>
         <w:rPr>
@@ -1994,7 +2030,19 @@
         <w:rPr>
           <w:rFonts w:ascii="Times New Roman" w:hAnsi="Times New Roman" w:cs="Times New Roman"/>
         </w:rPr>
-        <w:t xml:space="preserve"> I want to be close to you</w:t>
+        <w:t xml:space="preserve"> I want to be close to </w:t>
+      </w:r>
+      <w:r>
+        <w:rPr>
+          <w:rFonts w:ascii="Times New Roman" w:hAnsi="Times New Roman" w:cs="Times New Roman"/>
+        </w:rPr>
+        <w:t>Y</w:t>
+      </w:r>
+      <w:r>
+        <w:rPr>
+          <w:rFonts w:ascii="Times New Roman" w:hAnsi="Times New Roman" w:cs="Times New Roman"/>
+        </w:rPr>
+        <w:t>ou</w:t>
       </w:r>
       <w:r>
         <w:rPr>
@@ -2155,7 +2203,19 @@
         <w:rPr>
           <w:rFonts w:ascii="Times New Roman" w:hAnsi="Times New Roman" w:cs="Times New Roman"/>
         </w:rPr>
-        <w:t xml:space="preserve">, that I want to live in your house, </w:t>
+        <w:t xml:space="preserve">, that I want to live in </w:t>
+      </w:r>
+      <w:r>
+        <w:rPr>
+          <w:rFonts w:ascii="Times New Roman" w:hAnsi="Times New Roman" w:cs="Times New Roman"/>
+        </w:rPr>
+        <w:t>Y</w:t>
+      </w:r>
+      <w:r>
+        <w:rPr>
+          <w:rFonts w:ascii="Times New Roman" w:hAnsi="Times New Roman" w:cs="Times New Roman"/>
+        </w:rPr>
+        <w:t xml:space="preserve">our house, </w:t>
       </w:r>
       <w:r>
         <w:rPr>

--- a/Files/06 - Yom Tov/08 - Elul/5784/Elul 5784.docx
+++ b/Files/06 - Yom Tov/08 - Elul/5784/Elul 5784.docx
@@ -144,7 +144,7 @@
           <w:rFonts w:ascii="Times New Roman" w:hAnsi="Times New Roman" w:cs="Times New Roman"/>
           <w:rtl/>
         </w:rPr>
-        <w:t> </w:t>
+        <w:t xml:space="preserve"> </w:t>
       </w:r>
       <w:r>
         <w:rPr>
@@ -230,7 +230,7 @@
           <w:rFonts w:ascii="Times New Roman" w:hAnsi="Times New Roman" w:cs="Times New Roman"/>
           <w:rtl/>
         </w:rPr>
-        <w:t> </w:t>
+        <w:t xml:space="preserve"> </w:t>
       </w:r>
       <w:r>
         <w:rPr>
@@ -847,7 +847,7 @@
           <w:rFonts w:ascii="Times New Roman" w:hAnsi="Times New Roman" w:cs="Times New Roman"/>
           <w:rtl/>
         </w:rPr>
-        <w:t> </w:t>
+        <w:t xml:space="preserve"> </w:t>
       </w:r>
       <w:r>
         <w:rPr>
@@ -1787,7 +1787,7 @@
         <w:rPr>
           <w:rFonts w:ascii="Times New Roman" w:hAnsi="Times New Roman" w:cs="Times New Roman"/>
         </w:rPr>
-        <w:t>s not</w:t>
+        <w:t xml:space="preserve">s not </w:t>
       </w:r>
       <w:r>
         <w:rPr>
@@ -1862,7 +1862,7 @@
           <w:rFonts w:ascii="Times New Roman" w:hAnsi="Times New Roman" w:cs="Times New Roman"/>
           <w:rtl/>
         </w:rPr>
-        <w:t> </w:t>
+        <w:t xml:space="preserve"> </w:t>
       </w:r>
       <w:r>
         <w:rPr>
